--- a/mac 电脑端教程/mac 系统端教程.docx
+++ b/mac 电脑端教程/mac 系统端教程.docx
@@ -1149,6 +1149,13 @@
                 <w:noProof/>
                 <w:webHidden/>
               </w:rPr>
+            </w:r>
+            <w:r>
+              <w:rPr>
+                <w:rFonts w:hint="eastAsia"/>
+                <w:noProof/>
+                <w:webHidden/>
+              </w:rPr>
               <w:fldChar w:fldCharType="separate"/>
             </w:r>
             <w:r>
@@ -1410,6 +1417,13 @@
                 <w:webHidden/>
               </w:rPr>
               <w:instrText xml:space="preserve"> </w:instrText>
+            </w:r>
+            <w:r>
+              <w:rPr>
+                <w:rFonts w:hint="eastAsia"/>
+                <w:noProof/>
+                <w:webHidden/>
+              </w:rPr>
             </w:r>
             <w:r>
               <w:rPr>
@@ -1847,350 +1861,24 @@
       <w:pPr>
         <w:rPr>
           <w:rFonts w:ascii="Lato" w:eastAsia="Lato" w:hAnsi="Lato" w:cs="Lato"/>
+          <w:b/>
+          <w:bCs/>
+          <w:color w:val="4C94D8" w:themeColor="text2" w:themeTint="80"/>
           <w:sz w:val="21"/>
           <w:szCs w:val="21"/>
-          <w:u w:val="single"/>
-        </w:rPr>
-      </w:pPr>
-      <w:r>
-        <w:rPr>
-          <w:rFonts w:ascii="Lato" w:eastAsia="Lato" w:hAnsi="Lato" w:cs="Lato"/>
+        </w:rPr>
+      </w:pPr>
+      <w:r>
+        <w:rPr>
+          <w:rFonts w:ascii="宋体" w:eastAsia="宋体" w:hAnsi="宋体" w:cs="宋体" w:hint="eastAsia"/>
+          <w:b/>
+          <w:bCs/>
+          <w:color w:val="4C94D8" w:themeColor="text2" w:themeTint="80"/>
           <w:sz w:val="21"/>
           <w:szCs w:val="21"/>
-          <w:u w:val="single"/>
-        </w:rPr>
-        <w:t>M系列芯片下载这个</w:t>
-      </w:r>
-      <w:r>
-        <w:rPr>
-          <w:rFonts w:ascii="Lato" w:eastAsia="Lato" w:hAnsi="Lato" w:cs="Lato"/>
-          <w:sz w:val="21"/>
-          <w:szCs w:val="21"/>
-          <w:u w:val="single"/>
-        </w:rPr>
-        <w:t xml:space="preserve"> </w:t>
-      </w:r>
-      <w:r>
-        <w:rPr>
-          <w:rFonts w:ascii="Lato" w:eastAsia="Lato" w:hAnsi="Lato" w:cs="Lato"/>
-          <w:sz w:val="21"/>
-          <w:szCs w:val="21"/>
-          <w:u w:val="single"/>
-        </w:rPr>
-        <w:t>(</w:t>
-      </w:r>
-      <w:r>
-        <w:rPr>
-          <w:rFonts w:ascii="宋体" w:eastAsia="宋体" w:hAnsi="宋体" w:cs="宋体" w:hint="eastAsia"/>
-          <w:sz w:val="21"/>
-          <w:szCs w:val="21"/>
-          <w:u w:val="single"/>
-        </w:rPr>
-        <w:t>或者</w:t>
-      </w:r>
-      <w:r>
-        <w:rPr>
-          <w:rFonts w:ascii="Lato" w:eastAsia="Lato" w:hAnsi="Lato" w:cs="Lato"/>
-          <w:sz w:val="21"/>
-          <w:szCs w:val="21"/>
-          <w:u w:val="single"/>
-        </w:rPr>
-        <w:t>可以</w:t>
-      </w:r>
-      <w:proofErr w:type="gramStart"/>
-      <w:r>
-        <w:rPr>
-          <w:rFonts w:ascii="Lato" w:eastAsia="Lato" w:hAnsi="Lato" w:cs="Lato"/>
-          <w:sz w:val="21"/>
-          <w:szCs w:val="21"/>
-          <w:u w:val="single"/>
-        </w:rPr>
-        <w:t>去</w:t>
-      </w:r>
-      <w:r>
-        <w:rPr>
-          <w:rFonts w:ascii="宋体" w:eastAsia="宋体" w:hAnsi="宋体" w:cs="宋体" w:hint="eastAsia"/>
-          <w:sz w:val="21"/>
-          <w:szCs w:val="21"/>
-          <w:u w:val="single"/>
-        </w:rPr>
-        <w:t>官网</w:t>
-      </w:r>
-      <w:r>
-        <w:rPr>
-          <w:rFonts w:ascii="Lato" w:eastAsia="Lato" w:hAnsi="Lato" w:cs="Lato"/>
-          <w:sz w:val="21"/>
-          <w:szCs w:val="21"/>
-          <w:u w:val="single"/>
-        </w:rPr>
-        <w:t>看苹果</w:t>
-      </w:r>
-      <w:proofErr w:type="spellStart"/>
-      <w:proofErr w:type="gramEnd"/>
-      <w:r>
-        <w:rPr>
-          <w:rFonts w:ascii="Lato" w:eastAsia="Lato" w:hAnsi="Lato" w:cs="Lato"/>
-          <w:sz w:val="21"/>
-          <w:szCs w:val="21"/>
-          <w:u w:val="single"/>
-        </w:rPr>
-        <w:t>ios</w:t>
-      </w:r>
-      <w:proofErr w:type="spellEnd"/>
-      <w:r>
-        <w:rPr>
-          <w:rFonts w:ascii="Lato" w:eastAsia="Lato" w:hAnsi="Lato" w:cs="Lato"/>
-          <w:sz w:val="21"/>
-          <w:szCs w:val="21"/>
-          <w:u w:val="single"/>
-        </w:rPr>
-        <w:t>的教程,小火箭</w:t>
-      </w:r>
-      <w:r>
-        <w:rPr>
-          <w:rFonts w:ascii="等线" w:eastAsia="等线" w:hAnsi="等线" w:cs="等线"/>
-          <w:color w:val="000000" w:themeColor="text1"/>
-          <w:szCs w:val="22"/>
-        </w:rPr>
-        <w:t xml:space="preserve"> </w:t>
-      </w:r>
-      <w:proofErr w:type="spellStart"/>
-      <w:r>
-        <w:rPr>
-          <w:rFonts w:ascii="等线" w:eastAsia="等线" w:hAnsi="等线" w:cs="等线"/>
-          <w:color w:val="000000" w:themeColor="text1"/>
-          <w:szCs w:val="22"/>
-        </w:rPr>
-        <w:t>Shadowrocket</w:t>
-      </w:r>
-      <w:proofErr w:type="spellEnd"/>
-      <w:r>
-        <w:rPr>
-          <w:rFonts w:ascii="Lato" w:eastAsia="Lato" w:hAnsi="Lato" w:cs="Lato"/>
-          <w:sz w:val="21"/>
-          <w:szCs w:val="21"/>
-        </w:rPr>
-        <w:t xml:space="preserve"> </w:t>
-      </w:r>
-      <w:r>
-        <w:rPr>
-          <w:rFonts w:ascii="Lato" w:eastAsia="Lato" w:hAnsi="Lato" w:cs="Lato"/>
-          <w:sz w:val="21"/>
-          <w:szCs w:val="21"/>
-          <w:u w:val="single"/>
-        </w:rPr>
-        <w:t>也支持</w:t>
-      </w:r>
-      <w:r>
-        <w:rPr>
-          <w:rFonts w:ascii="Lato" w:eastAsia="Lato" w:hAnsi="Lato" w:cs="Lato"/>
-          <w:sz w:val="21"/>
-          <w:szCs w:val="21"/>
-          <w:u w:val="single"/>
-        </w:rPr>
-        <w:t xml:space="preserve"> m系列</w:t>
-      </w:r>
-      <w:r>
-        <w:rPr>
-          <w:rFonts w:ascii="Lato" w:eastAsia="Lato" w:hAnsi="Lato" w:cs="Lato"/>
-          <w:sz w:val="21"/>
-          <w:szCs w:val="21"/>
-          <w:u w:val="single"/>
-        </w:rPr>
-        <w:t>芯片</w:t>
-      </w:r>
-      <w:r>
-        <w:rPr>
-          <w:rFonts w:ascii="Lato" w:eastAsia="Lato" w:hAnsi="Lato" w:cs="Lato"/>
-          <w:sz w:val="21"/>
-          <w:szCs w:val="21"/>
-          <w:u w:val="single"/>
-        </w:rPr>
-        <w:t>)</w:t>
-      </w:r>
-    </w:p>
-    <w:p>
-      <w:pPr>
-        <w:rPr>
-          <w:rFonts w:ascii="Lato" w:eastAsia="Lato" w:hAnsi="Lato" w:cs="Lato"/>
-          <w:sz w:val="21"/>
-          <w:szCs w:val="21"/>
-        </w:rPr>
-      </w:pPr>
-      <w:r>
-        <w:rPr>
-          <w:rFonts w:ascii="Lato" w:eastAsia="Lato" w:hAnsi="Lato" w:cs="Lato"/>
-          <w:sz w:val="21"/>
-          <w:szCs w:val="21"/>
-        </w:rPr>
-        <w:t>下载地址:</w:t>
-      </w:r>
-      <w:hyperlink r:id="rId10">
-        <w:r>
-          <w:rPr>
-            <w:rStyle w:val="af2"/>
-            <w:rFonts w:ascii="宋体" w:eastAsia="宋体" w:hAnsi="宋体" w:cs="宋体" w:hint="eastAsia"/>
-            <w:sz w:val="21"/>
-            <w:szCs w:val="21"/>
-          </w:rPr>
-          <w:t>点击我下载软件</w:t>
-        </w:r>
-      </w:hyperlink>
-    </w:p>
-    <w:p>
-      <w:pPr>
-        <w:rPr>
-          <w:rFonts w:ascii="Lato" w:eastAsia="Lato" w:hAnsi="Lato" w:cs="Lato"/>
-          <w:sz w:val="21"/>
-          <w:szCs w:val="21"/>
-        </w:rPr>
-      </w:pPr>
-      <w:r>
-        <w:rPr>
-          <w:rFonts w:ascii="Lato" w:eastAsia="Lato" w:hAnsi="Lato" w:cs="Lato"/>
-          <w:sz w:val="21"/>
-          <w:szCs w:val="21"/>
-        </w:rPr>
-        <w:t>备用下载:</w:t>
-      </w:r>
-      <w:hyperlink r:id="rId11">
-        <w:r>
-          <w:rPr>
-            <w:rStyle w:val="af2"/>
-            <w:rFonts w:ascii="Lato" w:eastAsia="Lato" w:hAnsi="Lato" w:cs="Lato"/>
-            <w:sz w:val="21"/>
-            <w:szCs w:val="21"/>
-          </w:rPr>
-          <w:t>mac</w:t>
-        </w:r>
-        <w:r>
-          <w:rPr>
-            <w:rStyle w:val="af2"/>
-            <w:rFonts w:ascii="宋体" w:eastAsia="宋体" w:hAnsi="宋体" w:cs="宋体" w:hint="eastAsia"/>
-            <w:sz w:val="21"/>
-            <w:szCs w:val="21"/>
-          </w:rPr>
-          <w:t>电脑端软件</w:t>
-        </w:r>
-      </w:hyperlink>
-    </w:p>
-    <w:p>
-      <w:pPr>
-        <w:rPr>
-          <w:rFonts w:ascii="Lato" w:hAnsi="Lato" w:cs="Lato"/>
-          <w:color w:val="EE0000"/>
-          <w:sz w:val="21"/>
-          <w:szCs w:val="21"/>
-        </w:rPr>
-      </w:pPr>
-      <w:r>
-        <w:rPr>
-          <w:rFonts w:hint="eastAsia"/>
-          <w:color w:val="EE0000"/>
-        </w:rPr>
-        <w:t>Ps:</w:t>
-      </w:r>
-      <w:r>
-        <w:rPr>
-          <w:color w:val="EE0000"/>
-        </w:rPr>
-        <w:t>由于安装包没有签名，会提示应用已损坏</w:t>
-      </w:r>
-      <w:r>
-        <w:rPr>
-          <w:rFonts w:hint="eastAsia"/>
-          <w:color w:val="EE0000"/>
-        </w:rPr>
-        <w:t>,这是正常现象,继续按后面步骤就可以解决</w:t>
-      </w:r>
-      <w:r>
-        <w:rPr>
-          <w:color w:val="EE0000"/>
-        </w:rPr>
-        <w:t>；</w:t>
-      </w:r>
-    </w:p>
-    <w:p>
-      <w:pPr>
-        <w:rPr>
-          <w:rFonts w:hint="eastAsia"/>
-        </w:rPr>
-      </w:pPr>
-      <w:r>
-        <w:t>英特尔</w:t>
-      </w:r>
-      <w:r>
-        <w:t>intel</w:t>
-      </w:r>
-      <w:r>
-        <w:t>芯片</w:t>
-      </w:r>
-      <w:r>
-        <w:t>下载这个</w:t>
-      </w:r>
-    </w:p>
-    <w:p>
-      <w:pPr>
-        <w:rPr>
-          <w:rFonts w:ascii="Lato" w:eastAsia="Lato" w:hAnsi="Lato" w:cs="Lato"/>
-          <w:sz w:val="21"/>
-          <w:szCs w:val="21"/>
-        </w:rPr>
-      </w:pPr>
-      <w:r>
-        <w:rPr>
-          <w:rFonts w:ascii="Lato" w:eastAsia="Lato" w:hAnsi="Lato" w:cs="Lato"/>
-          <w:sz w:val="21"/>
-          <w:szCs w:val="21"/>
-        </w:rPr>
-        <w:t>下载地址:</w:t>
-      </w:r>
-      <w:hyperlink r:id="rId12">
-        <w:r>
-          <w:rPr>
-            <w:rStyle w:val="af2"/>
-            <w:rFonts w:ascii="宋体" w:eastAsia="宋体" w:hAnsi="宋体" w:cs="宋体" w:hint="eastAsia"/>
-            <w:sz w:val="21"/>
-            <w:szCs w:val="21"/>
-          </w:rPr>
-          <w:t>点击我下载软件</w:t>
-        </w:r>
-      </w:hyperlink>
-    </w:p>
-    <w:p>
-      <w:pPr>
-        <w:rPr>
-          <w:rFonts w:hint="eastAsia"/>
-        </w:rPr>
-      </w:pPr>
-      <w:r>
-        <w:rPr>
-          <w:rFonts w:ascii="Lato" w:eastAsia="Lato" w:hAnsi="Lato" w:cs="Lato"/>
-          <w:sz w:val="21"/>
-          <w:szCs w:val="21"/>
-        </w:rPr>
-        <w:t>备用下载:</w:t>
-      </w:r>
-      <w:hyperlink r:id="rId13">
-        <w:r>
-          <w:rPr>
-            <w:rStyle w:val="af2"/>
-            <w:rFonts w:ascii="Lato" w:eastAsia="Lato" w:hAnsi="Lato" w:cs="Lato"/>
-            <w:sz w:val="21"/>
-            <w:szCs w:val="21"/>
-          </w:rPr>
-          <w:t>mac</w:t>
-        </w:r>
-        <w:r>
-          <w:rPr>
-            <w:rStyle w:val="af2"/>
-            <w:rFonts w:ascii="宋体" w:eastAsia="宋体" w:hAnsi="宋体" w:cs="宋体" w:hint="eastAsia"/>
-            <w:sz w:val="21"/>
-            <w:szCs w:val="21"/>
-          </w:rPr>
-          <w:t>电脑端软件</w:t>
-        </w:r>
-      </w:hyperlink>
+        </w:rPr>
+        <w:t>在官网上下载软件</w:t>
+      </w:r>
     </w:p>
     <w:p>
       <w:pPr>
@@ -2415,7 +2103,7 @@
                     <pic:cNvPicPr/>
                   </pic:nvPicPr>
                   <pic:blipFill>
-                    <a:blip r:embed="rId14"/>
+                    <a:blip r:embed="rId10"/>
                     <a:stretch>
                       <a:fillRect/>
                     </a:stretch>
@@ -2488,7 +2176,7 @@
                     <pic:cNvPicPr/>
                   </pic:nvPicPr>
                   <pic:blipFill>
-                    <a:blip r:embed="rId15">
+                    <a:blip r:embed="rId11">
                       <a:extLst>
                         <a:ext uri="{28A0092B-C50C-407E-A947-70E740481C1C}">
                           <a14:useLocalDpi xmlns:a14="http://schemas.microsoft.com/office/drawing/2010/main" val="0"/>
@@ -2580,7 +2268,7 @@
                     <pic:cNvPicPr/>
                   </pic:nvPicPr>
                   <pic:blipFill>
-                    <a:blip r:embed="rId16">
+                    <a:blip r:embed="rId12">
                       <a:extLst>
                         <a:ext uri="{28A0092B-C50C-407E-A947-70E740481C1C}">
                           <a14:useLocalDpi xmlns:a14="http://schemas.microsoft.com/office/drawing/2010/main" val="0"/>
@@ -2731,7 +2419,7 @@
                     <pic:cNvPicPr/>
                   </pic:nvPicPr>
                   <pic:blipFill>
-                    <a:blip r:embed="rId17">
+                    <a:blip r:embed="rId13">
                       <a:extLst>
                         <a:ext uri="{28A0092B-C50C-407E-A947-70E740481C1C}">
                           <a14:useLocalDpi xmlns:a14="http://schemas.microsoft.com/office/drawing/2010/main" val="0"/>
@@ -2868,8 +2556,8 @@
       </w:r>
     </w:p>
     <w:sectPr>
-      <w:headerReference w:type="default" r:id="rId18"/>
-      <w:footerReference w:type="default" r:id="rId19"/>
+      <w:headerReference w:type="default" r:id="rId14"/>
+      <w:footerReference w:type="default" r:id="rId15"/>
       <w:pgSz w:w="11906" w:h="16838"/>
       <w:pgMar w:top="1440" w:right="1800" w:bottom="1440" w:left="1800" w:header="851" w:footer="992" w:gutter="0"/>
       <w:cols w:space="425"/>
